--- a/数据连协议.docx
+++ b/数据连协议.docx
@@ -1835,13 +1835,8 @@
         <w:pStyle w:val="xl3"/>
       </w:pPr>
       <w:r>
-        <w:t>软件技术</w:t>
-      </w:r>
-      <w:proofErr w:type="gramStart"/>
-      <w:r>
-        <w:t>栈</w:t>
-      </w:r>
-      <w:proofErr w:type="gramEnd"/>
+        <w:t>软件技术栈</w:t>
+      </w:r>
     </w:p>
     <w:p>
       <w:pPr>
@@ -1947,21 +1942,11 @@
       <w:r>
         <w:t>，实现加载</w:t>
       </w:r>
-      <w:proofErr w:type="spellStart"/>
       <w:r>
         <w:t>MBtiles</w:t>
       </w:r>
-      <w:proofErr w:type="spellEnd"/>
-      <w:r>
-        <w:t>地图库动态加载</w:t>
-      </w:r>
-      <w:proofErr w:type="gramStart"/>
-      <w:r>
-        <w:t>和图层绘制</w:t>
-      </w:r>
-      <w:proofErr w:type="gramEnd"/>
-      <w:r>
-        <w:t>；</w:t>
+      <w:r>
+        <w:t>地图库动态加载和图层绘制；</w:t>
       </w:r>
     </w:p>
     <w:p>
@@ -1975,11 +1960,9 @@
       <w:r>
         <w:t>（</w:t>
       </w:r>
-      <w:proofErr w:type="spellStart"/>
       <w:r>
         <w:t>vcpkg</w:t>
       </w:r>
-      <w:proofErr w:type="spellEnd"/>
       <w:r>
         <w:t>工具</w:t>
       </w:r>
@@ -2019,11 +2002,9 @@
       <w:r>
         <w:t>制作</w:t>
       </w:r>
-      <w:proofErr w:type="spellStart"/>
       <w:r>
         <w:t>MBtiles</w:t>
       </w:r>
-      <w:proofErr w:type="spellEnd"/>
       <w:r>
         <w:t>瓦片库</w:t>
       </w:r>
@@ -2104,31 +2085,19 @@
         <w:ind w:firstLine="560"/>
       </w:pPr>
       <w:r>
-        <w:t>本节为地面站</w:t>
-      </w:r>
-      <w:proofErr w:type="gramStart"/>
-      <w:r>
-        <w:t>于飞控的</w:t>
-      </w:r>
-      <w:proofErr w:type="gramEnd"/>
+        <w:t>本节为地面站于飞控的</w:t>
+      </w:r>
       <w:r>
         <w:t>UDP</w:t>
       </w:r>
       <w:r>
         <w:t>通讯协议，注释部分的</w:t>
       </w:r>
-      <w:proofErr w:type="spellStart"/>
       <w:r>
         <w:t>xN</w:t>
       </w:r>
-      <w:proofErr w:type="spellEnd"/>
-      <w:proofErr w:type="gramStart"/>
-      <w:r>
-        <w:t>意为此</w:t>
-      </w:r>
-      <w:proofErr w:type="gramEnd"/>
-      <w:r>
-        <w:t>数据的放大截断倍率。</w:t>
+      <w:r>
+        <w:t>意为此数据的放大截断倍率。</w:t>
       </w:r>
     </w:p>
     <w:p>
@@ -2226,13 +2195,7 @@
         <w:t>16</w:t>
       </w:r>
       <w:r>
-        <w:t>位</w:t>
-      </w:r>
-      <w:r>
-        <w:t>有</w:t>
-      </w:r>
-      <w:r>
-        <w:t>符号整型</w:t>
+        <w:t>位有符号整型</w:t>
       </w:r>
       <w:r>
         <w:t xml:space="preserve"> x10e</w:t>
@@ -2326,11 +2289,14 @@
         <w:ind w:firstLineChars="0" w:firstLine="0"/>
       </w:pPr>
       <w:r>
+        <w:rPr>
+          <w:noProof/>
+        </w:rPr>
         <w:drawing>
-          <wp:inline distT="0" distB="0" distL="0" distR="0" wp14:anchorId="44A2CB59" wp14:editId="2B90A21C">
-            <wp:extent cx="5274310" cy="3860165"/>
-            <wp:effectExtent l="0" t="0" r="2540" b="6985"/>
-            <wp:docPr id="967452562" name="图片 1"/>
+          <wp:inline distT="0" distB="0" distL="0" distR="0" wp14:anchorId="72456D05" wp14:editId="6C744C34">
+            <wp:extent cx="5263381" cy="4153009"/>
+            <wp:effectExtent l="0" t="0" r="0" b="0"/>
+            <wp:docPr id="1803748255" name="图片 1"/>
             <wp:cNvGraphicFramePr>
               <a:graphicFrameLocks xmlns:a="http://schemas.openxmlformats.org/drawingml/2006/main" noChangeAspect="1"/>
             </wp:cNvGraphicFramePr>
@@ -2338,7 +2304,7 @@
               <a:graphicData uri="http://schemas.openxmlformats.org/drawingml/2006/picture">
                 <pic:pic xmlns:pic="http://schemas.openxmlformats.org/drawingml/2006/picture">
                   <pic:nvPicPr>
-                    <pic:cNvPr id="967452562" name=""/>
+                    <pic:cNvPr id="1803748255" name=""/>
                     <pic:cNvPicPr/>
                   </pic:nvPicPr>
                   <pic:blipFill>
@@ -2350,7 +2316,7 @@
                   <pic:spPr>
                     <a:xfrm>
                       <a:off x="0" y="0"/>
-                      <a:ext cx="5274310" cy="3860165"/>
+                      <a:ext cx="5263381" cy="4153009"/>
                     </a:xfrm>
                     <a:prstGeom prst="rect">
                       <a:avLst/>
@@ -2375,10 +2341,10 @@
         </w:rPr>
         <w:lastRenderedPageBreak/>
         <w:drawing>
-          <wp:inline distT="0" distB="0" distL="0" distR="0" wp14:anchorId="53D262FE" wp14:editId="76A50525">
-            <wp:extent cx="5274310" cy="4041140"/>
-            <wp:effectExtent l="0" t="0" r="2540" b="0"/>
-            <wp:docPr id="1486981974" name="图片 1"/>
+          <wp:inline distT="0" distB="0" distL="0" distR="0" wp14:anchorId="041A065F" wp14:editId="5347A9B6">
+            <wp:extent cx="5274310" cy="3633470"/>
+            <wp:effectExtent l="0" t="0" r="2540" b="5080"/>
+            <wp:docPr id="417433418" name="图片 1"/>
             <wp:cNvGraphicFramePr>
               <a:graphicFrameLocks xmlns:a="http://schemas.openxmlformats.org/drawingml/2006/main" noChangeAspect="1"/>
             </wp:cNvGraphicFramePr>
@@ -2386,7 +2352,7 @@
               <a:graphicData uri="http://schemas.openxmlformats.org/drawingml/2006/picture">
                 <pic:pic xmlns:pic="http://schemas.openxmlformats.org/drawingml/2006/picture">
                   <pic:nvPicPr>
-                    <pic:cNvPr id="1486981974" name=""/>
+                    <pic:cNvPr id="417433418" name=""/>
                     <pic:cNvPicPr/>
                   </pic:nvPicPr>
                   <pic:blipFill>
@@ -2398,7 +2364,7 @@
                   <pic:spPr>
                     <a:xfrm>
                       <a:off x="0" y="0"/>
-                      <a:ext cx="5274310" cy="4041140"/>
+                      <a:ext cx="5274310" cy="3633470"/>
                     </a:xfrm>
                     <a:prstGeom prst="rect">
                       <a:avLst/>
@@ -2416,19 +2382,16 @@
         <w:pStyle w:val="xl"/>
         <w:spacing w:line="240" w:lineRule="auto"/>
         <w:ind w:firstLineChars="0" w:firstLine="0"/>
-        <w:rPr>
-          <w:rFonts w:hint="eastAsia"/>
-        </w:rPr>
       </w:pPr>
       <w:r>
         <w:rPr>
           <w:noProof/>
         </w:rPr>
         <w:drawing>
-          <wp:inline distT="0" distB="0" distL="0" distR="0" wp14:anchorId="12C158FA" wp14:editId="1E7F310F">
-            <wp:extent cx="5219837" cy="1545812"/>
-            <wp:effectExtent l="0" t="0" r="0" b="0"/>
-            <wp:docPr id="161124644" name="图片 1"/>
+          <wp:inline distT="0" distB="0" distL="0" distR="0" wp14:anchorId="71C3E86C" wp14:editId="3BEF50C9">
+            <wp:extent cx="5274310" cy="4480560"/>
+            <wp:effectExtent l="0" t="0" r="2540" b="0"/>
+            <wp:docPr id="1130848900" name="图片 1"/>
             <wp:cNvGraphicFramePr>
               <a:graphicFrameLocks xmlns:a="http://schemas.openxmlformats.org/drawingml/2006/main" noChangeAspect="1"/>
             </wp:cNvGraphicFramePr>
@@ -2436,7 +2399,7 @@
               <a:graphicData uri="http://schemas.openxmlformats.org/drawingml/2006/picture">
                 <pic:pic xmlns:pic="http://schemas.openxmlformats.org/drawingml/2006/picture">
                   <pic:nvPicPr>
-                    <pic:cNvPr id="161124644" name=""/>
+                    <pic:cNvPr id="1130848900" name=""/>
                     <pic:cNvPicPr/>
                   </pic:nvPicPr>
                   <pic:blipFill>
@@ -2448,7 +2411,7 @@
                   <pic:spPr>
                     <a:xfrm>
                       <a:off x="0" y="0"/>
-                      <a:ext cx="5219837" cy="1545812"/>
+                      <a:ext cx="5274310" cy="4480560"/>
                     </a:xfrm>
                     <a:prstGeom prst="rect">
                       <a:avLst/>
@@ -2477,6 +2440,7 @@
       </w:pPr>
       <w:bookmarkStart w:id="3" w:name="_Toc224134766"/>
       <w:r>
+        <w:lastRenderedPageBreak/>
         <w:t>发送指令结构体</w:t>
       </w:r>
       <w:bookmarkEnd w:id="3"/>
@@ -2496,19 +2460,16 @@
         <w:pStyle w:val="xl"/>
         <w:spacing w:line="240" w:lineRule="atLeast"/>
         <w:ind w:firstLineChars="0" w:firstLine="0"/>
-        <w:rPr>
-          <w:rFonts w:hint="eastAsia"/>
-        </w:rPr>
       </w:pPr>
       <w:r>
         <w:rPr>
           <w:noProof/>
         </w:rPr>
         <w:drawing>
-          <wp:inline distT="0" distB="0" distL="0" distR="0" wp14:anchorId="3815B921" wp14:editId="1C57CB24">
-            <wp:extent cx="5274310" cy="1515745"/>
-            <wp:effectExtent l="0" t="0" r="2540" b="8255"/>
-            <wp:docPr id="143404558" name="图片 1"/>
+          <wp:inline distT="0" distB="0" distL="0" distR="0" wp14:anchorId="5FB7348D" wp14:editId="596F9CAE">
+            <wp:extent cx="5274310" cy="2031365"/>
+            <wp:effectExtent l="0" t="0" r="2540" b="6985"/>
+            <wp:docPr id="1179874785" name="图片 1"/>
             <wp:cNvGraphicFramePr>
               <a:graphicFrameLocks xmlns:a="http://schemas.openxmlformats.org/drawingml/2006/main" noChangeAspect="1"/>
             </wp:cNvGraphicFramePr>
@@ -2516,7 +2477,7 @@
               <a:graphicData uri="http://schemas.openxmlformats.org/drawingml/2006/picture">
                 <pic:pic xmlns:pic="http://schemas.openxmlformats.org/drawingml/2006/picture">
                   <pic:nvPicPr>
-                    <pic:cNvPr id="143404558" name=""/>
+                    <pic:cNvPr id="1179874785" name=""/>
                     <pic:cNvPicPr/>
                   </pic:nvPicPr>
                   <pic:blipFill>
@@ -2528,7 +2489,7 @@
                   <pic:spPr>
                     <a:xfrm>
                       <a:off x="0" y="0"/>
-                      <a:ext cx="5274310" cy="1515745"/>
+                      <a:ext cx="5274310" cy="2031365"/>
                     </a:xfrm>
                     <a:prstGeom prst="rect">
                       <a:avLst/>
@@ -2557,7 +2518,6 @@
       </w:pPr>
       <w:bookmarkStart w:id="4" w:name="_Toc224134767"/>
       <w:r>
-        <w:lastRenderedPageBreak/>
         <w:t>数据装订结构体</w:t>
       </w:r>
       <w:bookmarkEnd w:id="4"/>
@@ -2583,10 +2543,10 @@
           <w:noProof/>
         </w:rPr>
         <w:drawing>
-          <wp:inline distT="0" distB="0" distL="0" distR="0" wp14:anchorId="0580C9BF" wp14:editId="0F77BBF9">
-            <wp:extent cx="5274310" cy="3836035"/>
+          <wp:inline distT="0" distB="0" distL="0" distR="0" wp14:anchorId="0ACEEFC9" wp14:editId="6F83617B">
+            <wp:extent cx="5274310" cy="4690110"/>
             <wp:effectExtent l="0" t="0" r="2540" b="0"/>
-            <wp:docPr id="910261385" name="图片 1"/>
+            <wp:docPr id="723412317" name="图片 1"/>
             <wp:cNvGraphicFramePr>
               <a:graphicFrameLocks xmlns:a="http://schemas.openxmlformats.org/drawingml/2006/main" noChangeAspect="1"/>
             </wp:cNvGraphicFramePr>
@@ -2594,7 +2554,7 @@
               <a:graphicData uri="http://schemas.openxmlformats.org/drawingml/2006/picture">
                 <pic:pic xmlns:pic="http://schemas.openxmlformats.org/drawingml/2006/picture">
                   <pic:nvPicPr>
-                    <pic:cNvPr id="910261385" name=""/>
+                    <pic:cNvPr id="723412317" name=""/>
                     <pic:cNvPicPr/>
                   </pic:nvPicPr>
                   <pic:blipFill>
@@ -2606,7 +2566,7 @@
                   <pic:spPr>
                     <a:xfrm>
                       <a:off x="0" y="0"/>
-                      <a:ext cx="5274310" cy="3836035"/>
+                      <a:ext cx="5274310" cy="4690110"/>
                     </a:xfrm>
                     <a:prstGeom prst="rect">
                       <a:avLst/>
@@ -2624,50 +2584,21 @@
         <w:pStyle w:val="xl"/>
         <w:spacing w:line="240" w:lineRule="atLeast"/>
         <w:ind w:firstLineChars="0" w:firstLine="0"/>
-        <w:rPr>
-          <w:rFonts w:hint="eastAsia"/>
-        </w:rPr>
-      </w:pPr>
-      <w:r>
-        <w:rPr>
-          <w:noProof/>
-        </w:rPr>
-        <w:drawing>
-          <wp:inline distT="0" distB="0" distL="0" distR="0" wp14:anchorId="02D66592" wp14:editId="1CF08664">
-            <wp:extent cx="5274310" cy="1581150"/>
-            <wp:effectExtent l="0" t="0" r="2540" b="0"/>
-            <wp:docPr id="652180676" name="图片 1"/>
-            <wp:cNvGraphicFramePr>
-              <a:graphicFrameLocks xmlns:a="http://schemas.openxmlformats.org/drawingml/2006/main" noChangeAspect="1"/>
-            </wp:cNvGraphicFramePr>
-            <a:graphic xmlns:a="http://schemas.openxmlformats.org/drawingml/2006/main">
-              <a:graphicData uri="http://schemas.openxmlformats.org/drawingml/2006/picture">
-                <pic:pic xmlns:pic="http://schemas.openxmlformats.org/drawingml/2006/picture">
-                  <pic:nvPicPr>
-                    <pic:cNvPr id="652180676" name=""/>
-                    <pic:cNvPicPr/>
-                  </pic:nvPicPr>
-                  <pic:blipFill>
-                    <a:blip r:embed="rId19"/>
-                    <a:stretch>
-                      <a:fillRect/>
-                    </a:stretch>
-                  </pic:blipFill>
-                  <pic:spPr>
-                    <a:xfrm>
-                      <a:off x="0" y="0"/>
-                      <a:ext cx="5274310" cy="1581150"/>
-                    </a:xfrm>
-                    <a:prstGeom prst="rect">
-                      <a:avLst/>
-                    </a:prstGeom>
-                  </pic:spPr>
-                </pic:pic>
-              </a:graphicData>
-            </a:graphic>
-          </wp:inline>
-        </w:drawing>
-      </w:r>
+      </w:pPr>
+      <w:r>
+        <w:t>-----------------------------------------------------------------------------------------</w:t>
+      </w:r>
+    </w:p>
+    <w:p>
+      <w:pPr>
+        <w:pStyle w:val="xl3"/>
+      </w:pPr>
+      <w:bookmarkStart w:id="5" w:name="_Toc224134768"/>
+      <w:r>
+        <w:lastRenderedPageBreak/>
+        <w:t>校验和</w:t>
+      </w:r>
+      <w:bookmarkEnd w:id="5"/>
     </w:p>
     <w:p>
       <w:pPr>
@@ -2681,32 +2612,9 @@
     </w:p>
     <w:p>
       <w:pPr>
-        <w:pStyle w:val="xl3"/>
-      </w:pPr>
-      <w:bookmarkStart w:id="5" w:name="_Toc224134768"/>
-      <w:r>
-        <w:t>校验和</w:t>
-      </w:r>
-      <w:bookmarkEnd w:id="5"/>
-    </w:p>
-    <w:p>
-      <w:pPr>
         <w:pStyle w:val="xl"/>
         <w:spacing w:line="240" w:lineRule="atLeast"/>
         <w:ind w:firstLineChars="0" w:firstLine="0"/>
-      </w:pPr>
-      <w:r>
-        <w:t>-----------------------------------------------------------------------------------------</w:t>
-      </w:r>
-    </w:p>
-    <w:p>
-      <w:pPr>
-        <w:pStyle w:val="xl"/>
-        <w:spacing w:line="240" w:lineRule="atLeast"/>
-        <w:ind w:firstLineChars="0" w:firstLine="0"/>
-        <w:rPr>
-          <w:rFonts w:hint="eastAsia"/>
-        </w:rPr>
       </w:pPr>
       <w:r>
         <w:rPr>
@@ -2728,7 +2636,7 @@
                     <pic:cNvPicPr/>
                   </pic:nvPicPr>
                   <pic:blipFill>
-                    <a:blip r:embed="rId20"/>
+                    <a:blip r:embed="rId19"/>
                     <a:stretch>
                       <a:fillRect/>
                     </a:stretch>
@@ -2765,7 +2673,6 @@
       </w:pPr>
       <w:bookmarkStart w:id="6" w:name="_Toc224134769"/>
       <w:r>
-        <w:lastRenderedPageBreak/>
         <w:t>xl</w:t>
       </w:r>
       <w:r>
@@ -2889,25 +2796,23 @@
           <w:b/>
           <w:bCs/>
         </w:rPr>
-        <w:t>.</w:t>
-      </w:r>
-      <w:proofErr w:type="spellStart"/>
+        <w:t>.tif</w:t>
+      </w:r>
       <w:r>
         <w:rPr>
           <w:rFonts w:ascii="Times New Roman" w:hAnsi="Times New Roman"/>
           <w:b/>
           <w:bCs/>
         </w:rPr>
-        <w:t>tif</w:t>
-      </w:r>
-      <w:proofErr w:type="spellEnd"/>
+        <w:t>）基于</w:t>
+      </w:r>
       <w:r>
         <w:rPr>
           <w:rFonts w:ascii="Times New Roman" w:hAnsi="Times New Roman"/>
           <w:b/>
           <w:bCs/>
         </w:rPr>
-        <w:t>）基于</w:t>
+        <w:t>QGIS</w:t>
       </w:r>
       <w:r>
         <w:rPr>
@@ -2915,7 +2820,7 @@
           <w:b/>
           <w:bCs/>
         </w:rPr>
-        <w:t>QGIS</w:t>
+        <w:t>提供的</w:t>
       </w:r>
       <w:r>
         <w:rPr>
@@ -2923,7 +2828,7 @@
           <w:b/>
           <w:bCs/>
         </w:rPr>
-        <w:t>提供的</w:t>
+        <w:t>SRTM ARC3DEM</w:t>
       </w:r>
       <w:r>
         <w:rPr>
@@ -2931,25 +2836,17 @@
           <w:b/>
           <w:bCs/>
         </w:rPr>
-        <w:t>SRTM ARC3DEM</w:t>
-      </w:r>
-      <w:r>
+        <w:t>数据库</w:t>
+      </w:r>
+    </w:p>
+    <w:p>
+      <w:pPr>
+        <w:ind w:firstLine="562"/>
         <w:rPr>
           <w:rFonts w:ascii="Times New Roman" w:hAnsi="Times New Roman"/>
           <w:b/>
           <w:bCs/>
         </w:rPr>
-        <w:t>数据库</w:t>
-      </w:r>
-    </w:p>
-    <w:p>
-      <w:pPr>
-        <w:ind w:firstLine="562"/>
-        <w:rPr>
-          <w:rFonts w:ascii="Times New Roman" w:hAnsi="Times New Roman"/>
-          <w:b/>
-          <w:bCs/>
-        </w:rPr>
       </w:pPr>
     </w:p>
     <w:p>
@@ -3078,6 +2975,7 @@
         <w:rPr>
           <w:rFonts w:ascii="Times New Roman" w:hAnsi="Times New Roman"/>
         </w:rPr>
+        <w:lastRenderedPageBreak/>
         <w:t>此数据库的生成需要</w:t>
       </w:r>
       <w:r>
@@ -3092,14 +2990,12 @@
         </w:rPr>
         <w:t>安装插件</w:t>
       </w:r>
-      <w:proofErr w:type="spellStart"/>
       <w:r>
         <w:rPr>
           <w:rFonts w:ascii="Times New Roman" w:hAnsi="Times New Roman"/>
         </w:rPr>
         <w:t>OpenTopography</w:t>
       </w:r>
-      <w:proofErr w:type="spellEnd"/>
       <w:r>
         <w:rPr>
           <w:rFonts w:ascii="Times New Roman" w:hAnsi="Times New Roman"/>
@@ -3118,28 +3014,24 @@
         </w:rPr>
         <w:t>生成</w:t>
       </w:r>
-      <w:proofErr w:type="spellStart"/>
       <w:r>
         <w:rPr>
           <w:rFonts w:ascii="Times New Roman" w:hAnsi="Times New Roman"/>
         </w:rPr>
         <w:t>vrt</w:t>
       </w:r>
-      <w:proofErr w:type="spellEnd"/>
       <w:r>
         <w:rPr>
           <w:rFonts w:ascii="Times New Roman" w:hAnsi="Times New Roman"/>
         </w:rPr>
         <w:t>文件（</w:t>
       </w:r>
-      <w:proofErr w:type="spellStart"/>
       <w:r>
         <w:rPr>
           <w:rFonts w:ascii="Times New Roman" w:hAnsi="Times New Roman"/>
         </w:rPr>
         <w:t>terrain.vrt</w:t>
       </w:r>
-      <w:proofErr w:type="spellEnd"/>
       <w:r>
         <w:rPr>
           <w:rFonts w:ascii="Times New Roman" w:hAnsi="Times New Roman"/>
@@ -3158,14 +3050,12 @@
         </w:rPr>
         <w:t>通过</w:t>
       </w:r>
-      <w:proofErr w:type="spellStart"/>
       <w:r>
         <w:rPr>
           <w:rFonts w:ascii="Times New Roman" w:hAnsi="Times New Roman"/>
         </w:rPr>
         <w:t>OpenTopography</w:t>
       </w:r>
-      <w:proofErr w:type="spellEnd"/>
       <w:r>
         <w:rPr>
           <w:rFonts w:ascii="Times New Roman" w:hAnsi="Times New Roman"/>
@@ -3178,22 +3068,18 @@
         </w:rPr>
         <w:t>DEM</w:t>
       </w:r>
-      <w:proofErr w:type="gramStart"/>
       <w:r>
         <w:rPr>
           <w:rFonts w:ascii="Times New Roman" w:hAnsi="Times New Roman"/>
         </w:rPr>
         <w:t>库需要</w:t>
       </w:r>
-      <w:proofErr w:type="spellStart"/>
-      <w:proofErr w:type="gramEnd"/>
       <w:r>
         <w:rPr>
           <w:rFonts w:ascii="Times New Roman" w:hAnsi="Times New Roman"/>
         </w:rPr>
         <w:t>APIkey</w:t>
       </w:r>
-      <w:proofErr w:type="spellEnd"/>
       <w:r>
         <w:rPr>
           <w:rFonts w:ascii="Times New Roman" w:hAnsi="Times New Roman"/>
@@ -3323,7 +3209,6 @@
           <w:b/>
           <w:bCs/>
         </w:rPr>
-        <w:lastRenderedPageBreak/>
         <w:t>纬度：</w:t>
       </w:r>
       <w:r>
@@ -3902,7 +3787,7 @@
       </w:pPr>
     </w:p>
     <w:sectPr>
-      <w:footerReference w:type="default" r:id="rId21"/>
+      <w:footerReference w:type="default" r:id="rId20"/>
       <w:pgSz w:w="11906" w:h="16838"/>
       <w:pgMar w:top="1440" w:right="1800" w:bottom="1440" w:left="1800" w:header="851" w:footer="850" w:gutter="0"/>
       <w:pgNumType w:start="1"/>

--- a/数据连协议.docx
+++ b/数据连协议.docx
@@ -1835,8 +1835,13 @@
         <w:pStyle w:val="xl3"/>
       </w:pPr>
       <w:r>
-        <w:t>软件技术栈</w:t>
-      </w:r>
+        <w:t>软件技术</w:t>
+      </w:r>
+      <w:proofErr w:type="gramStart"/>
+      <w:r>
+        <w:t>栈</w:t>
+      </w:r>
+      <w:proofErr w:type="gramEnd"/>
     </w:p>
     <w:p>
       <w:pPr>
@@ -1942,11 +1947,21 @@
       <w:r>
         <w:t>，实现加载</w:t>
       </w:r>
+      <w:proofErr w:type="spellStart"/>
       <w:r>
         <w:t>MBtiles</w:t>
       </w:r>
-      <w:r>
-        <w:t>地图库动态加载和图层绘制；</w:t>
+      <w:proofErr w:type="spellEnd"/>
+      <w:r>
+        <w:t>地图库动态加载</w:t>
+      </w:r>
+      <w:proofErr w:type="gramStart"/>
+      <w:r>
+        <w:t>和图层绘制</w:t>
+      </w:r>
+      <w:proofErr w:type="gramEnd"/>
+      <w:r>
+        <w:t>；</w:t>
       </w:r>
     </w:p>
     <w:p>
@@ -1960,9 +1975,11 @@
       <w:r>
         <w:t>（</w:t>
       </w:r>
+      <w:proofErr w:type="spellStart"/>
       <w:r>
         <w:t>vcpkg</w:t>
       </w:r>
+      <w:proofErr w:type="spellEnd"/>
       <w:r>
         <w:t>工具</w:t>
       </w:r>
@@ -2002,9 +2019,11 @@
       <w:r>
         <w:t>制作</w:t>
       </w:r>
+      <w:proofErr w:type="spellStart"/>
       <w:r>
         <w:t>MBtiles</w:t>
       </w:r>
+      <w:proofErr w:type="spellEnd"/>
       <w:r>
         <w:t>瓦片库</w:t>
       </w:r>
@@ -2085,19 +2104,31 @@
         <w:ind w:firstLine="560"/>
       </w:pPr>
       <w:r>
-        <w:t>本节为地面站于飞控的</w:t>
-      </w:r>
+        <w:t>本节为地面站</w:t>
+      </w:r>
+      <w:proofErr w:type="gramStart"/>
+      <w:r>
+        <w:t>于飞控的</w:t>
+      </w:r>
+      <w:proofErr w:type="gramEnd"/>
       <w:r>
         <w:t>UDP</w:t>
       </w:r>
       <w:r>
         <w:t>通讯协议，注释部分的</w:t>
       </w:r>
+      <w:proofErr w:type="spellStart"/>
       <w:r>
         <w:t>xN</w:t>
       </w:r>
-      <w:r>
-        <w:t>意为此数据的放大截断倍率。</w:t>
+      <w:proofErr w:type="spellEnd"/>
+      <w:proofErr w:type="gramStart"/>
+      <w:r>
+        <w:t>意为此</w:t>
+      </w:r>
+      <w:proofErr w:type="gramEnd"/>
+      <w:r>
+        <w:t>数据的放大截断倍率。</w:t>
       </w:r>
     </w:p>
     <w:p>
@@ -2195,7 +2226,13 @@
         <w:t>16</w:t>
       </w:r>
       <w:r>
-        <w:t>位有符号整型</w:t>
+        <w:t>位</w:t>
+      </w:r>
+      <w:r>
+        <w:t>有</w:t>
+      </w:r>
+      <w:r>
+        <w:t>符号整型</w:t>
       </w:r>
       <w:r>
         <w:t xml:space="preserve"> x10e</w:t>
@@ -2289,14 +2326,11 @@
         <w:ind w:firstLineChars="0" w:firstLine="0"/>
       </w:pPr>
       <w:r>
-        <w:rPr>
-          <w:noProof/>
-        </w:rPr>
         <w:drawing>
-          <wp:inline distT="0" distB="0" distL="0" distR="0" wp14:anchorId="72456D05" wp14:editId="6C744C34">
-            <wp:extent cx="5263381" cy="4153009"/>
-            <wp:effectExtent l="0" t="0" r="0" b="0"/>
-            <wp:docPr id="1803748255" name="图片 1"/>
+          <wp:inline distT="0" distB="0" distL="0" distR="0" wp14:anchorId="44A2CB59" wp14:editId="2B90A21C">
+            <wp:extent cx="5274310" cy="3860165"/>
+            <wp:effectExtent l="0" t="0" r="2540" b="6985"/>
+            <wp:docPr id="967452562" name="图片 1"/>
             <wp:cNvGraphicFramePr>
               <a:graphicFrameLocks xmlns:a="http://schemas.openxmlformats.org/drawingml/2006/main" noChangeAspect="1"/>
             </wp:cNvGraphicFramePr>
@@ -2304,7 +2338,7 @@
               <a:graphicData uri="http://schemas.openxmlformats.org/drawingml/2006/picture">
                 <pic:pic xmlns:pic="http://schemas.openxmlformats.org/drawingml/2006/picture">
                   <pic:nvPicPr>
-                    <pic:cNvPr id="1803748255" name=""/>
+                    <pic:cNvPr id="967452562" name=""/>
                     <pic:cNvPicPr/>
                   </pic:nvPicPr>
                   <pic:blipFill>
@@ -2316,7 +2350,7 @@
                   <pic:spPr>
                     <a:xfrm>
                       <a:off x="0" y="0"/>
-                      <a:ext cx="5263381" cy="4153009"/>
+                      <a:ext cx="5274310" cy="3860165"/>
                     </a:xfrm>
                     <a:prstGeom prst="rect">
                       <a:avLst/>
@@ -2341,10 +2375,10 @@
         </w:rPr>
         <w:lastRenderedPageBreak/>
         <w:drawing>
-          <wp:inline distT="0" distB="0" distL="0" distR="0" wp14:anchorId="041A065F" wp14:editId="5347A9B6">
-            <wp:extent cx="5274310" cy="3633470"/>
-            <wp:effectExtent l="0" t="0" r="2540" b="5080"/>
-            <wp:docPr id="417433418" name="图片 1"/>
+          <wp:inline distT="0" distB="0" distL="0" distR="0" wp14:anchorId="53D262FE" wp14:editId="76A50525">
+            <wp:extent cx="5274310" cy="4041140"/>
+            <wp:effectExtent l="0" t="0" r="2540" b="0"/>
+            <wp:docPr id="1486981974" name="图片 1"/>
             <wp:cNvGraphicFramePr>
               <a:graphicFrameLocks xmlns:a="http://schemas.openxmlformats.org/drawingml/2006/main" noChangeAspect="1"/>
             </wp:cNvGraphicFramePr>
@@ -2352,7 +2386,7 @@
               <a:graphicData uri="http://schemas.openxmlformats.org/drawingml/2006/picture">
                 <pic:pic xmlns:pic="http://schemas.openxmlformats.org/drawingml/2006/picture">
                   <pic:nvPicPr>
-                    <pic:cNvPr id="417433418" name=""/>
+                    <pic:cNvPr id="1486981974" name=""/>
                     <pic:cNvPicPr/>
                   </pic:nvPicPr>
                   <pic:blipFill>
@@ -2364,7 +2398,7 @@
                   <pic:spPr>
                     <a:xfrm>
                       <a:off x="0" y="0"/>
-                      <a:ext cx="5274310" cy="3633470"/>
+                      <a:ext cx="5274310" cy="4041140"/>
                     </a:xfrm>
                     <a:prstGeom prst="rect">
                       <a:avLst/>
@@ -2382,16 +2416,19 @@
         <w:pStyle w:val="xl"/>
         <w:spacing w:line="240" w:lineRule="auto"/>
         <w:ind w:firstLineChars="0" w:firstLine="0"/>
+        <w:rPr>
+          <w:rFonts w:hint="eastAsia"/>
+        </w:rPr>
       </w:pPr>
       <w:r>
         <w:rPr>
           <w:noProof/>
         </w:rPr>
         <w:drawing>
-          <wp:inline distT="0" distB="0" distL="0" distR="0" wp14:anchorId="71C3E86C" wp14:editId="3BEF50C9">
-            <wp:extent cx="5274310" cy="4480560"/>
-            <wp:effectExtent l="0" t="0" r="2540" b="0"/>
-            <wp:docPr id="1130848900" name="图片 1"/>
+          <wp:inline distT="0" distB="0" distL="0" distR="0" wp14:anchorId="12C158FA" wp14:editId="1E7F310F">
+            <wp:extent cx="5219837" cy="1545812"/>
+            <wp:effectExtent l="0" t="0" r="0" b="0"/>
+            <wp:docPr id="161124644" name="图片 1"/>
             <wp:cNvGraphicFramePr>
               <a:graphicFrameLocks xmlns:a="http://schemas.openxmlformats.org/drawingml/2006/main" noChangeAspect="1"/>
             </wp:cNvGraphicFramePr>
@@ -2399,7 +2436,7 @@
               <a:graphicData uri="http://schemas.openxmlformats.org/drawingml/2006/picture">
                 <pic:pic xmlns:pic="http://schemas.openxmlformats.org/drawingml/2006/picture">
                   <pic:nvPicPr>
-                    <pic:cNvPr id="1130848900" name=""/>
+                    <pic:cNvPr id="161124644" name=""/>
                     <pic:cNvPicPr/>
                   </pic:nvPicPr>
                   <pic:blipFill>
@@ -2411,7 +2448,7 @@
                   <pic:spPr>
                     <a:xfrm>
                       <a:off x="0" y="0"/>
-                      <a:ext cx="5274310" cy="4480560"/>
+                      <a:ext cx="5219837" cy="1545812"/>
                     </a:xfrm>
                     <a:prstGeom prst="rect">
                       <a:avLst/>
@@ -2440,7 +2477,6 @@
       </w:pPr>
       <w:bookmarkStart w:id="3" w:name="_Toc224134766"/>
       <w:r>
-        <w:lastRenderedPageBreak/>
         <w:t>发送指令结构体</w:t>
       </w:r>
       <w:bookmarkEnd w:id="3"/>
@@ -2460,16 +2496,19 @@
         <w:pStyle w:val="xl"/>
         <w:spacing w:line="240" w:lineRule="atLeast"/>
         <w:ind w:firstLineChars="0" w:firstLine="0"/>
+        <w:rPr>
+          <w:rFonts w:hint="eastAsia"/>
+        </w:rPr>
       </w:pPr>
       <w:r>
         <w:rPr>
           <w:noProof/>
         </w:rPr>
         <w:drawing>
-          <wp:inline distT="0" distB="0" distL="0" distR="0" wp14:anchorId="5FB7348D" wp14:editId="596F9CAE">
-            <wp:extent cx="5274310" cy="2031365"/>
-            <wp:effectExtent l="0" t="0" r="2540" b="6985"/>
-            <wp:docPr id="1179874785" name="图片 1"/>
+          <wp:inline distT="0" distB="0" distL="0" distR="0" wp14:anchorId="3815B921" wp14:editId="1C57CB24">
+            <wp:extent cx="5274310" cy="1515745"/>
+            <wp:effectExtent l="0" t="0" r="2540" b="8255"/>
+            <wp:docPr id="143404558" name="图片 1"/>
             <wp:cNvGraphicFramePr>
               <a:graphicFrameLocks xmlns:a="http://schemas.openxmlformats.org/drawingml/2006/main" noChangeAspect="1"/>
             </wp:cNvGraphicFramePr>
@@ -2477,7 +2516,7 @@
               <a:graphicData uri="http://schemas.openxmlformats.org/drawingml/2006/picture">
                 <pic:pic xmlns:pic="http://schemas.openxmlformats.org/drawingml/2006/picture">
                   <pic:nvPicPr>
-                    <pic:cNvPr id="1179874785" name=""/>
+                    <pic:cNvPr id="143404558" name=""/>
                     <pic:cNvPicPr/>
                   </pic:nvPicPr>
                   <pic:blipFill>
@@ -2489,7 +2528,7 @@
                   <pic:spPr>
                     <a:xfrm>
                       <a:off x="0" y="0"/>
-                      <a:ext cx="5274310" cy="2031365"/>
+                      <a:ext cx="5274310" cy="1515745"/>
                     </a:xfrm>
                     <a:prstGeom prst="rect">
                       <a:avLst/>
@@ -2518,6 +2557,7 @@
       </w:pPr>
       <w:bookmarkStart w:id="4" w:name="_Toc224134767"/>
       <w:r>
+        <w:lastRenderedPageBreak/>
         <w:t>数据装订结构体</w:t>
       </w:r>
       <w:bookmarkEnd w:id="4"/>
@@ -2543,10 +2583,10 @@
           <w:noProof/>
         </w:rPr>
         <w:drawing>
-          <wp:inline distT="0" distB="0" distL="0" distR="0" wp14:anchorId="0ACEEFC9" wp14:editId="6F83617B">
-            <wp:extent cx="5274310" cy="4690110"/>
+          <wp:inline distT="0" distB="0" distL="0" distR="0" wp14:anchorId="0580C9BF" wp14:editId="0F77BBF9">
+            <wp:extent cx="5274310" cy="3836035"/>
             <wp:effectExtent l="0" t="0" r="2540" b="0"/>
-            <wp:docPr id="723412317" name="图片 1"/>
+            <wp:docPr id="910261385" name="图片 1"/>
             <wp:cNvGraphicFramePr>
               <a:graphicFrameLocks xmlns:a="http://schemas.openxmlformats.org/drawingml/2006/main" noChangeAspect="1"/>
             </wp:cNvGraphicFramePr>
@@ -2554,7 +2594,7 @@
               <a:graphicData uri="http://schemas.openxmlformats.org/drawingml/2006/picture">
                 <pic:pic xmlns:pic="http://schemas.openxmlformats.org/drawingml/2006/picture">
                   <pic:nvPicPr>
-                    <pic:cNvPr id="723412317" name=""/>
+                    <pic:cNvPr id="910261385" name=""/>
                     <pic:cNvPicPr/>
                   </pic:nvPicPr>
                   <pic:blipFill>
@@ -2566,7 +2606,7 @@
                   <pic:spPr>
                     <a:xfrm>
                       <a:off x="0" y="0"/>
-                      <a:ext cx="5274310" cy="4690110"/>
+                      <a:ext cx="5274310" cy="3836035"/>
                     </a:xfrm>
                     <a:prstGeom prst="rect">
                       <a:avLst/>
@@ -2584,21 +2624,50 @@
         <w:pStyle w:val="xl"/>
         <w:spacing w:line="240" w:lineRule="atLeast"/>
         <w:ind w:firstLineChars="0" w:firstLine="0"/>
-      </w:pPr>
-      <w:r>
-        <w:t>-----------------------------------------------------------------------------------------</w:t>
-      </w:r>
-    </w:p>
-    <w:p>
-      <w:pPr>
-        <w:pStyle w:val="xl3"/>
-      </w:pPr>
-      <w:bookmarkStart w:id="5" w:name="_Toc224134768"/>
-      <w:r>
-        <w:lastRenderedPageBreak/>
-        <w:t>校验和</w:t>
-      </w:r>
-      <w:bookmarkEnd w:id="5"/>
+        <w:rPr>
+          <w:rFonts w:hint="eastAsia"/>
+        </w:rPr>
+      </w:pPr>
+      <w:r>
+        <w:rPr>
+          <w:noProof/>
+        </w:rPr>
+        <w:drawing>
+          <wp:inline distT="0" distB="0" distL="0" distR="0" wp14:anchorId="02D66592" wp14:editId="1CF08664">
+            <wp:extent cx="5274310" cy="1581150"/>
+            <wp:effectExtent l="0" t="0" r="2540" b="0"/>
+            <wp:docPr id="652180676" name="图片 1"/>
+            <wp:cNvGraphicFramePr>
+              <a:graphicFrameLocks xmlns:a="http://schemas.openxmlformats.org/drawingml/2006/main" noChangeAspect="1"/>
+            </wp:cNvGraphicFramePr>
+            <a:graphic xmlns:a="http://schemas.openxmlformats.org/drawingml/2006/main">
+              <a:graphicData uri="http://schemas.openxmlformats.org/drawingml/2006/picture">
+                <pic:pic xmlns:pic="http://schemas.openxmlformats.org/drawingml/2006/picture">
+                  <pic:nvPicPr>
+                    <pic:cNvPr id="652180676" name=""/>
+                    <pic:cNvPicPr/>
+                  </pic:nvPicPr>
+                  <pic:blipFill>
+                    <a:blip r:embed="rId19"/>
+                    <a:stretch>
+                      <a:fillRect/>
+                    </a:stretch>
+                  </pic:blipFill>
+                  <pic:spPr>
+                    <a:xfrm>
+                      <a:off x="0" y="0"/>
+                      <a:ext cx="5274310" cy="1581150"/>
+                    </a:xfrm>
+                    <a:prstGeom prst="rect">
+                      <a:avLst/>
+                    </a:prstGeom>
+                  </pic:spPr>
+                </pic:pic>
+              </a:graphicData>
+            </a:graphic>
+          </wp:inline>
+        </w:drawing>
+      </w:r>
     </w:p>
     <w:p>
       <w:pPr>
@@ -2612,9 +2681,32 @@
     </w:p>
     <w:p>
       <w:pPr>
+        <w:pStyle w:val="xl3"/>
+      </w:pPr>
+      <w:bookmarkStart w:id="5" w:name="_Toc224134768"/>
+      <w:r>
+        <w:t>校验和</w:t>
+      </w:r>
+      <w:bookmarkEnd w:id="5"/>
+    </w:p>
+    <w:p>
+      <w:pPr>
         <w:pStyle w:val="xl"/>
         <w:spacing w:line="240" w:lineRule="atLeast"/>
         <w:ind w:firstLineChars="0" w:firstLine="0"/>
+      </w:pPr>
+      <w:r>
+        <w:t>-----------------------------------------------------------------------------------------</w:t>
+      </w:r>
+    </w:p>
+    <w:p>
+      <w:pPr>
+        <w:pStyle w:val="xl"/>
+        <w:spacing w:line="240" w:lineRule="atLeast"/>
+        <w:ind w:firstLineChars="0" w:firstLine="0"/>
+        <w:rPr>
+          <w:rFonts w:hint="eastAsia"/>
+        </w:rPr>
       </w:pPr>
       <w:r>
         <w:rPr>
@@ -2636,7 +2728,7 @@
                     <pic:cNvPicPr/>
                   </pic:nvPicPr>
                   <pic:blipFill>
-                    <a:blip r:embed="rId19"/>
+                    <a:blip r:embed="rId20"/>
                     <a:stretch>
                       <a:fillRect/>
                     </a:stretch>
@@ -2673,6 +2765,7 @@
       </w:pPr>
       <w:bookmarkStart w:id="6" w:name="_Toc224134769"/>
       <w:r>
+        <w:lastRenderedPageBreak/>
         <w:t>xl</w:t>
       </w:r>
       <w:r>
@@ -2796,23 +2889,25 @@
           <w:b/>
           <w:bCs/>
         </w:rPr>
-        <w:t>.tif</w:t>
-      </w:r>
+        <w:t>.</w:t>
+      </w:r>
+      <w:proofErr w:type="spellStart"/>
       <w:r>
         <w:rPr>
           <w:rFonts w:ascii="Times New Roman" w:hAnsi="Times New Roman"/>
           <w:b/>
           <w:bCs/>
         </w:rPr>
-        <w:t>）基于</w:t>
-      </w:r>
+        <w:t>tif</w:t>
+      </w:r>
+      <w:proofErr w:type="spellEnd"/>
       <w:r>
         <w:rPr>
           <w:rFonts w:ascii="Times New Roman" w:hAnsi="Times New Roman"/>
           <w:b/>
           <w:bCs/>
         </w:rPr>
-        <w:t>QGIS</w:t>
+        <w:t>）基于</w:t>
       </w:r>
       <w:r>
         <w:rPr>
@@ -2820,7 +2915,7 @@
           <w:b/>
           <w:bCs/>
         </w:rPr>
-        <w:t>提供的</w:t>
+        <w:t>QGIS</w:t>
       </w:r>
       <w:r>
         <w:rPr>
@@ -2828,7 +2923,7 @@
           <w:b/>
           <w:bCs/>
         </w:rPr>
-        <w:t>SRTM ARC3DEM</w:t>
+        <w:t>提供的</w:t>
       </w:r>
       <w:r>
         <w:rPr>
@@ -2836,17 +2931,25 @@
           <w:b/>
           <w:bCs/>
         </w:rPr>
-        <w:t>数据库</w:t>
-      </w:r>
-    </w:p>
-    <w:p>
-      <w:pPr>
-        <w:ind w:firstLine="562"/>
+        <w:t>SRTM ARC3DEM</w:t>
+      </w:r>
+      <w:r>
         <w:rPr>
           <w:rFonts w:ascii="Times New Roman" w:hAnsi="Times New Roman"/>
           <w:b/>
           <w:bCs/>
         </w:rPr>
+        <w:t>数据库</w:t>
+      </w:r>
+    </w:p>
+    <w:p>
+      <w:pPr>
+        <w:ind w:firstLine="562"/>
+        <w:rPr>
+          <w:rFonts w:ascii="Times New Roman" w:hAnsi="Times New Roman"/>
+          <w:b/>
+          <w:bCs/>
+        </w:rPr>
       </w:pPr>
     </w:p>
     <w:p>
@@ -2975,7 +3078,6 @@
         <w:rPr>
           <w:rFonts w:ascii="Times New Roman" w:hAnsi="Times New Roman"/>
         </w:rPr>
-        <w:lastRenderedPageBreak/>
         <w:t>此数据库的生成需要</w:t>
       </w:r>
       <w:r>
@@ -2990,12 +3092,14 @@
         </w:rPr>
         <w:t>安装插件</w:t>
       </w:r>
+      <w:proofErr w:type="spellStart"/>
       <w:r>
         <w:rPr>
           <w:rFonts w:ascii="Times New Roman" w:hAnsi="Times New Roman"/>
         </w:rPr>
         <w:t>OpenTopography</w:t>
       </w:r>
+      <w:proofErr w:type="spellEnd"/>
       <w:r>
         <w:rPr>
           <w:rFonts w:ascii="Times New Roman" w:hAnsi="Times New Roman"/>
@@ -3014,24 +3118,28 @@
         </w:rPr>
         <w:t>生成</w:t>
       </w:r>
+      <w:proofErr w:type="spellStart"/>
       <w:r>
         <w:rPr>
           <w:rFonts w:ascii="Times New Roman" w:hAnsi="Times New Roman"/>
         </w:rPr>
         <w:t>vrt</w:t>
       </w:r>
+      <w:proofErr w:type="spellEnd"/>
       <w:r>
         <w:rPr>
           <w:rFonts w:ascii="Times New Roman" w:hAnsi="Times New Roman"/>
         </w:rPr>
         <w:t>文件（</w:t>
       </w:r>
+      <w:proofErr w:type="spellStart"/>
       <w:r>
         <w:rPr>
           <w:rFonts w:ascii="Times New Roman" w:hAnsi="Times New Roman"/>
         </w:rPr>
         <w:t>terrain.vrt</w:t>
       </w:r>
+      <w:proofErr w:type="spellEnd"/>
       <w:r>
         <w:rPr>
           <w:rFonts w:ascii="Times New Roman" w:hAnsi="Times New Roman"/>
@@ -3050,12 +3158,14 @@
         </w:rPr>
         <w:t>通过</w:t>
       </w:r>
+      <w:proofErr w:type="spellStart"/>
       <w:r>
         <w:rPr>
           <w:rFonts w:ascii="Times New Roman" w:hAnsi="Times New Roman"/>
         </w:rPr>
         <w:t>OpenTopography</w:t>
       </w:r>
+      <w:proofErr w:type="spellEnd"/>
       <w:r>
         <w:rPr>
           <w:rFonts w:ascii="Times New Roman" w:hAnsi="Times New Roman"/>
@@ -3068,18 +3178,22 @@
         </w:rPr>
         <w:t>DEM</w:t>
       </w:r>
+      <w:proofErr w:type="gramStart"/>
       <w:r>
         <w:rPr>
           <w:rFonts w:ascii="Times New Roman" w:hAnsi="Times New Roman"/>
         </w:rPr>
         <w:t>库需要</w:t>
       </w:r>
+      <w:proofErr w:type="spellStart"/>
+      <w:proofErr w:type="gramEnd"/>
       <w:r>
         <w:rPr>
           <w:rFonts w:ascii="Times New Roman" w:hAnsi="Times New Roman"/>
         </w:rPr>
         <w:t>APIkey</w:t>
       </w:r>
+      <w:proofErr w:type="spellEnd"/>
       <w:r>
         <w:rPr>
           <w:rFonts w:ascii="Times New Roman" w:hAnsi="Times New Roman"/>
@@ -3209,6 +3323,7 @@
           <w:b/>
           <w:bCs/>
         </w:rPr>
+        <w:lastRenderedPageBreak/>
         <w:t>纬度：</w:t>
       </w:r>
       <w:r>
@@ -3787,7 +3902,7 @@
       </w:pPr>
     </w:p>
     <w:sectPr>
-      <w:footerReference w:type="default" r:id="rId20"/>
+      <w:footerReference w:type="default" r:id="rId21"/>
       <w:pgSz w:w="11906" w:h="16838"/>
       <w:pgMar w:top="1440" w:right="1800" w:bottom="1440" w:left="1800" w:header="851" w:footer="850" w:gutter="0"/>
       <w:pgNumType w:start="1"/>
